--- a/baza/исходник миникурса/ПУБЛИЧНАЯ_ОФЕРТА_УНИВЕРСАЛЬНАЯ_ФЕДОРОВ.docx
+++ b/baza/исходник миникурса/ПУБЛИЧНАЯ_ОФЕРТА_УНИВЕРСАЛЬНАЯ_ФЕДОРОВ.docx
@@ -691,13 +691,15 @@
         <w:spacing w:after="80" w:line="276" w:lineRule="auto"/>
       </w:pPr>
       <w:r>
-        <w:rPr>
-          <w:rFonts w:ascii="Calibri" w:hAnsi="Calibri"/>
-          <w:sz w:val="20"/>
-        </w:rPr>
         <w:t>Исполнитель: Федоров Анатолий Игоревич (самозанятый, плательщик НПД)</w:t>
         <w:br/>
         <w:t>ИНН: 164803784216</w:t>
+        <w:br/>
+        <w:t>Расчетный счет: 40817810600001235840 в ООО «ОЗОН БАНК»</w:t>
+        <w:br/>
+        <w:t>БИК: 044525068 | Корр. счет: 30101810645374525068</w:t>
+        <w:br/>
+        <w:t>ИНН банка: 9703077050 | КПП банка: 770301001</w:t>
         <w:br/>
         <w:t>E-mail для обращений и претензий: tolikus@inbox.ru</w:t>
         <w:br/>
